--- a/CORPUS_SCOREBOARD.docx
+++ b/CORPUS_SCOREBOARD.docx
@@ -11,13 +11,13 @@
         <w:t xml:space="preserve">Remnant Fieldworks Inc. — Master Corpus Scoreboard</w:t>
       </w:r>
     </w:p>
-    <w:bookmarkStart w:id="20" w:name="ark-series-441484-witness-series"/>
+    <w:bookmarkStart w:id="20" w:name="ark-series-441492-witness-series"/>
     <w:p>
       <w:pPr>
         <w:pStyle w:val="Heading2"/>
       </w:pPr>
       <w:r>
-        <w:t xml:space="preserve">ARK Series 441–484 + WITNESS Series</w:t>
+        <w:t xml:space="preserve">ARK Series 441–492 + WITNESS Series</w:t>
       </w:r>
     </w:p>
     <w:p>
@@ -35,7 +35,7 @@
         <w:t xml:space="preserve"> </w:t>
       </w:r>
       <w:r>
-        <w:t xml:space="preserve">2026-07-18 (P01 complete — all 25 production-boundary experiments)</w:t>
+        <w:t xml:space="preserve">2026-07-18 (P01 complete + P02 complete — all 10 latency/throughput/scale experiments)</w:t>
       </w:r>
     </w:p>
     <w:p>
@@ -70,7 +70,7 @@
         <w:t xml:space="preserve"> </w:t>
       </w:r>
       <w:r>
-        <w:t xml:space="preserve">33 case records across 30 experiment IDs</w:t>
+        <w:t xml:space="preserve">41 case records across 38 experiment IDs</w:t>
       </w:r>
       <w:r>
         <w:t xml:space="preserve"> </w:t>
@@ -92,7 +92,7 @@
         <w:t xml:space="preserve"> </w:t>
       </w:r>
       <w:r>
-        <w:t xml:space="preserve">28 experiments (26 PASS, 2 FAIL honest, 1 GATE-STOP) — 21 records prior + 7 new (ARK-459-462, ARK-463-467, ARK-468-482, ARK-484)</w:t>
+        <w:t xml:space="preserve">36 experiments (34 PASS, 2 FAIL honest, 1 GATE-STOP) — prior + P02 completion (ARK-485-492)</w:t>
       </w:r>
       <w:r>
         <w:t xml:space="preserve"> </w:t>
@@ -184,25 +184,59 @@
           <w:bCs/>
           <w:b/>
         </w:rPr>
-        <w:t xml:space="preserve">P02 Latency/Throughput Series (ARK-483-492):</w:t>
-      </w:r>
-      <w:r>
-        <w:t xml:space="preserve"> </w:t>
-      </w:r>
-      <w:r>
-        <w:t xml:space="preserve">2/10 complete</w:t>
-      </w:r>
-      <w:r>
-        <w:t xml:space="preserve"> </w:t>
-      </w:r>
-      <w:r>
-        <w:t xml:space="preserve">- ARK-483 (Latency): ✅ PASS</w:t>
-      </w:r>
-      <w:r>
-        <w:t xml:space="preserve"> </w:t>
-      </w:r>
-      <w:r>
-        <w:t xml:space="preserve">- ARK-484 (Burst Throughput): ✅ PASS</w:t>
+        <w:t xml:space="preserve">P02 Latency/Throughput/Scale Series (ARK-483-492):</w:t>
+      </w:r>
+      <w:r>
+        <w:t xml:space="preserve"> </w:t>
+      </w:r>
+      <w:r>
+        <w:t xml:space="preserve">✅</w:t>
+      </w:r>
+      <w:r>
+        <w:t xml:space="preserve"> </w:t>
+      </w:r>
+      <w:r>
+        <w:rPr>
+          <w:bCs/>
+          <w:b/>
+        </w:rPr>
+        <w:t xml:space="preserve">COMPLETE</w:t>
+      </w:r>
+      <w:r>
+        <w:t xml:space="preserve"> </w:t>
+      </w:r>
+      <w:r>
+        <w:t xml:space="preserve">— 10/10 experiments PASS</w:t>
+      </w:r>
+      <w:r>
+        <w:t xml:space="preserve"> </w:t>
+      </w:r>
+      <w:r>
+        <w:t xml:space="preserve">- Verification Decision (483-486): latency, burst, sustained, cost — all PASS</w:t>
+      </w:r>
+      <w:r>
+        <w:t xml:space="preserve"> </w:t>
+      </w:r>
+      <w:r>
+        <w:t xml:space="preserve">- Authority Engine (487-491): cold start, p95, burst, sustained, cost — all PASS (in-memory reference)</w:t>
+      </w:r>
+      <w:r>
+        <w:t xml:space="preserve"> </w:t>
+      </w:r>
+      <w:r>
+        <w:t xml:space="preserve">- Evidence Engine (492): cold start with tamper + broken-chain DENY — PASS (in-memory reference)</w:t>
+      </w:r>
+      <w:r>
+        <w:t xml:space="preserve"> </w:t>
+      </w:r>
+      <w:r>
+        <w:t xml:space="preserve">- ARK-486 fixed (prior cost-model FAIL corrected honestly; both scenarios disclosed)</w:t>
+      </w:r>
+      <w:r>
+        <w:t xml:space="preserve"> </w:t>
+      </w:r>
+      <w:r>
+        <w:t xml:space="preserve">- All 10 published to Zenodo with DOI badges</w:t>
       </w:r>
     </w:p>
     <w:p>
@@ -5494,7 +5528,23 @@
         <w:t xml:space="preserve"> </w:t>
       </w:r>
       <w:r>
-        <w:t xml:space="preserve">2/10 complete</w:t>
+        <w:t xml:space="preserve">✅</w:t>
+      </w:r>
+      <w:r>
+        <w:t xml:space="preserve"> </w:t>
+      </w:r>
+      <w:r>
+        <w:rPr>
+          <w:bCs/>
+          <w:b/>
+        </w:rPr>
+        <w:t xml:space="preserve">10/10 COMPLETE</w:t>
+      </w:r>
+      <w:r>
+        <w:t xml:space="preserve"> </w:t>
+      </w:r>
+      <w:r>
+        <w:t xml:space="preserve">(all PASS) — completed 2026-07-18</w:t>
       </w:r>
       <w:r>
         <w:t xml:space="preserve"> </w:t>
@@ -5510,7 +5560,7 @@
         <w:t xml:space="preserve"> </w:t>
       </w:r>
       <w:r>
-        <w:t xml:space="preserve">Classical software (frozen ARK-458 guard as CUT)</w:t>
+        <w:t xml:space="preserve">Classical software (frozen ARK-458 guard + in-memory reference Authority/Evidence engines as CUT)</w:t>
       </w:r>
     </w:p>
     <w:tbl>
@@ -5748,24 +5798,32 @@
               <w:jc w:val="left"/>
             </w:pPr>
             <w:r>
-              <w:t xml:space="preserve">⏳ PENDING</w:t>
-            </w:r>
-          </w:p>
-        </w:tc>
-        <w:tc>
-          <w:tcPr/>
-          <w:p>
-            <w:pPr>
-              <w:pStyle w:val="Compact"/>
-            </w:pPr>
-          </w:p>
-        </w:tc>
-        <w:tc>
-          <w:tcPr/>
-          <w:p>
-            <w:pPr>
-              <w:pStyle w:val="Compact"/>
-            </w:pPr>
+              <w:t xml:space="preserve">✅ PASS</w:t>
+            </w:r>
+          </w:p>
+        </w:tc>
+        <w:tc>
+          <w:tcPr/>
+          <w:p>
+            <w:pPr>
+              <w:pStyle w:val="Compact"/>
+              <w:jc w:val="left"/>
+            </w:pPr>
+            <w:r>
+              <w:t xml:space="preserve">V2 Py: 1,504,355 dec/sec, V1 JS: 9,521,201 dec/sec, 100% acc over 60s</w:t>
+            </w:r>
+          </w:p>
+        </w:tc>
+        <w:tc>
+          <w:tcPr/>
+          <w:p>
+            <w:pPr>
+              <w:pStyle w:val="Compact"/>
+              <w:jc w:val="left"/>
+            </w:pPr>
+            <w:r>
+              <w:t xml:space="preserve">10.5281/zenodo.21434398</w:t>
+            </w:r>
           </w:p>
         </w:tc>
       </w:tr>
@@ -5802,24 +5860,32 @@
               <w:jc w:val="left"/>
             </w:pPr>
             <w:r>
-              <w:t xml:space="preserve">⏳ PENDING</w:t>
-            </w:r>
-          </w:p>
-        </w:tc>
-        <w:tc>
-          <w:tcPr/>
-          <w:p>
-            <w:pPr>
-              <w:pStyle w:val="Compact"/>
-            </w:pPr>
-          </w:p>
-        </w:tc>
-        <w:tc>
-          <w:tcPr/>
-          <w:p>
-            <w:pPr>
-              <w:pStyle w:val="Compact"/>
-            </w:pPr>
+              <w:t xml:space="preserve">✅ PASS</w:t>
+            </w:r>
+          </w:p>
+        </w:tc>
+        <w:tc>
+          <w:tcPr/>
+          <w:p>
+            <w:pPr>
+              <w:pStyle w:val="Compact"/>
+              <w:jc w:val="left"/>
+            </w:pPr>
+            <w:r>
+              <w:t xml:space="preserve">Fixed prior FAIL. Scenario B realistic: $7.47e-06/M (Py), $1.18e-06/M (JS); naive $0.20/M disclosed</w:t>
+            </w:r>
+          </w:p>
+        </w:tc>
+        <w:tc>
+          <w:tcPr/>
+          <w:p>
+            <w:pPr>
+              <w:pStyle w:val="Compact"/>
+              <w:jc w:val="left"/>
+            </w:pPr>
+            <w:r>
+              <w:t xml:space="preserve">10.5281/zenodo.21434400</w:t>
+            </w:r>
           </w:p>
         </w:tc>
       </w:tr>
@@ -5856,24 +5922,32 @@
               <w:jc w:val="left"/>
             </w:pPr>
             <w:r>
-              <w:t xml:space="preserve">⏳ PENDING</w:t>
-            </w:r>
-          </w:p>
-        </w:tc>
-        <w:tc>
-          <w:tcPr/>
-          <w:p>
-            <w:pPr>
-              <w:pStyle w:val="Compact"/>
-            </w:pPr>
-          </w:p>
-        </w:tc>
-        <w:tc>
-          <w:tcPr/>
-          <w:p>
-            <w:pPr>
-              <w:pStyle w:val="Compact"/>
-            </w:pPr>
+              <w:t xml:space="preserve">✅ PASS</w:t>
+            </w:r>
+          </w:p>
+        </w:tc>
+        <w:tc>
+          <w:tcPr/>
+          <w:p>
+            <w:pPr>
+              <w:pStyle w:val="Compact"/>
+              <w:jc w:val="left"/>
+            </w:pPr>
+            <w:r>
+              <w:t xml:space="preserve">p95 9.34ms (mean 7.87ms), correctness gate PASS</w:t>
+            </w:r>
+          </w:p>
+        </w:tc>
+        <w:tc>
+          <w:tcPr/>
+          <w:p>
+            <w:pPr>
+              <w:pStyle w:val="Compact"/>
+              <w:jc w:val="left"/>
+            </w:pPr>
+            <w:r>
+              <w:t xml:space="preserve">10.5281/zenodo.21434402</w:t>
+            </w:r>
           </w:p>
         </w:tc>
       </w:tr>
@@ -5910,24 +5984,32 @@
               <w:jc w:val="left"/>
             </w:pPr>
             <w:r>
-              <w:t xml:space="preserve">⏳ PENDING</w:t>
-            </w:r>
-          </w:p>
-        </w:tc>
-        <w:tc>
-          <w:tcPr/>
-          <w:p>
-            <w:pPr>
-              <w:pStyle w:val="Compact"/>
-            </w:pPr>
-          </w:p>
-        </w:tc>
-        <w:tc>
-          <w:tcPr/>
-          <w:p>
-            <w:pPr>
-              <w:pStyle w:val="Compact"/>
-            </w:pPr>
+              <w:t xml:space="preserve">✅ PASS</w:t>
+            </w:r>
+          </w:p>
+        </w:tc>
+        <w:tc>
+          <w:tcPr/>
+          <w:p>
+            <w:pPr>
+              <w:pStyle w:val="Compact"/>
+              <w:jc w:val="left"/>
+            </w:pPr>
+            <w:r>
+              <w:t xml:space="preserve">warm p95 0.32µs, p99 0.41µs over 200k decisions</w:t>
+            </w:r>
+          </w:p>
+        </w:tc>
+        <w:tc>
+          <w:tcPr/>
+          <w:p>
+            <w:pPr>
+              <w:pStyle w:val="Compact"/>
+              <w:jc w:val="left"/>
+            </w:pPr>
+            <w:r>
+              <w:t xml:space="preserve">10.5281/zenodo.21434405</w:t>
+            </w:r>
           </w:p>
         </w:tc>
       </w:tr>
@@ -5964,24 +6046,32 @@
               <w:jc w:val="left"/>
             </w:pPr>
             <w:r>
-              <w:t xml:space="preserve">⏳ PENDING</w:t>
-            </w:r>
-          </w:p>
-        </w:tc>
-        <w:tc>
-          <w:tcPr/>
-          <w:p>
-            <w:pPr>
-              <w:pStyle w:val="Compact"/>
-            </w:pPr>
-          </w:p>
-        </w:tc>
-        <w:tc>
-          <w:tcPr/>
-          <w:p>
-            <w:pPr>
-              <w:pStyle w:val="Compact"/>
-            </w:pPr>
+              <w:t xml:space="preserve">✅ PASS</w:t>
+            </w:r>
+          </w:p>
+        </w:tc>
+        <w:tc>
+          <w:tcPr/>
+          <w:p>
+            <w:pPr>
+              <w:pStyle w:val="Compact"/>
+              <w:jc w:val="left"/>
+            </w:pPr>
+            <w:r>
+              <w:t xml:space="preserve">3,090,730 dec/sec, 100% acc</w:t>
+            </w:r>
+          </w:p>
+        </w:tc>
+        <w:tc>
+          <w:tcPr/>
+          <w:p>
+            <w:pPr>
+              <w:pStyle w:val="Compact"/>
+              <w:jc w:val="left"/>
+            </w:pPr>
+            <w:r>
+              <w:t xml:space="preserve">10.5281/zenodo.21434407</w:t>
+            </w:r>
           </w:p>
         </w:tc>
       </w:tr>
@@ -6018,24 +6108,32 @@
               <w:jc w:val="left"/>
             </w:pPr>
             <w:r>
-              <w:t xml:space="preserve">⏳ PENDING</w:t>
-            </w:r>
-          </w:p>
-        </w:tc>
-        <w:tc>
-          <w:tcPr/>
-          <w:p>
-            <w:pPr>
-              <w:pStyle w:val="Compact"/>
-            </w:pPr>
-          </w:p>
-        </w:tc>
-        <w:tc>
-          <w:tcPr/>
-          <w:p>
-            <w:pPr>
-              <w:pStyle w:val="Compact"/>
-            </w:pPr>
+              <w:t xml:space="preserve">✅ PASS</w:t>
+            </w:r>
+          </w:p>
+        </w:tc>
+        <w:tc>
+          <w:tcPr/>
+          <w:p>
+            <w:pPr>
+              <w:pStyle w:val="Compact"/>
+              <w:jc w:val="left"/>
+            </w:pPr>
+            <w:r>
+              <w:t xml:space="preserve">2,491,235 dec/sec over 60s, 100% acc (~81% of burst)</w:t>
+            </w:r>
+          </w:p>
+        </w:tc>
+        <w:tc>
+          <w:tcPr/>
+          <w:p>
+            <w:pPr>
+              <w:pStyle w:val="Compact"/>
+              <w:jc w:val="left"/>
+            </w:pPr>
+            <w:r>
+              <w:t xml:space="preserve">10.5281/zenodo.21434409</w:t>
+            </w:r>
           </w:p>
         </w:tc>
       </w:tr>
@@ -6072,24 +6170,32 @@
               <w:jc w:val="left"/>
             </w:pPr>
             <w:r>
-              <w:t xml:space="preserve">⏳ PENDING</w:t>
-            </w:r>
-          </w:p>
-        </w:tc>
-        <w:tc>
-          <w:tcPr/>
-          <w:p>
-            <w:pPr>
-              <w:pStyle w:val="Compact"/>
-            </w:pPr>
-          </w:p>
-        </w:tc>
-        <w:tc>
-          <w:tcPr/>
-          <w:p>
-            <w:pPr>
-              <w:pStyle w:val="Compact"/>
-            </w:pPr>
+              <w:t xml:space="preserve">✅ PASS</w:t>
+            </w:r>
+          </w:p>
+        </w:tc>
+        <w:tc>
+          <w:tcPr/>
+          <w:p>
+            <w:pPr>
+              <w:pStyle w:val="Compact"/>
+              <w:jc w:val="left"/>
+            </w:pPr>
+            <w:r>
+              <w:t xml:space="preserve">Scenario B $3.59e-06/M; naive $0.20/M disclosed</w:t>
+            </w:r>
+          </w:p>
+        </w:tc>
+        <w:tc>
+          <w:tcPr/>
+          <w:p>
+            <w:pPr>
+              <w:pStyle w:val="Compact"/>
+              <w:jc w:val="left"/>
+            </w:pPr>
+            <w:r>
+              <w:t xml:space="preserve">10.5281/zenodo.21434411</w:t>
+            </w:r>
           </w:p>
         </w:tc>
       </w:tr>
@@ -6126,28 +6232,70 @@
               <w:jc w:val="left"/>
             </w:pPr>
             <w:r>
-              <w:t xml:space="preserve">⏳ PENDING</w:t>
-            </w:r>
-          </w:p>
-        </w:tc>
-        <w:tc>
-          <w:tcPr/>
-          <w:p>
-            <w:pPr>
-              <w:pStyle w:val="Compact"/>
-            </w:pPr>
-          </w:p>
-        </w:tc>
-        <w:tc>
-          <w:tcPr/>
-          <w:p>
-            <w:pPr>
-              <w:pStyle w:val="Compact"/>
-            </w:pPr>
+              <w:t xml:space="preserve">✅ PASS</w:t>
+            </w:r>
+          </w:p>
+        </w:tc>
+        <w:tc>
+          <w:tcPr/>
+          <w:p>
+            <w:pPr>
+              <w:pStyle w:val="Compact"/>
+              <w:jc w:val="left"/>
+            </w:pPr>
+            <w:r>
+              <w:t xml:space="preserve">p95 44.0ms; tamper + broken-chain correctly DENY</w:t>
+            </w:r>
+          </w:p>
+        </w:tc>
+        <w:tc>
+          <w:tcPr/>
+          <w:p>
+            <w:pPr>
+              <w:pStyle w:val="Compact"/>
+              <w:jc w:val="left"/>
+            </w:pPr>
+            <w:r>
+              <w:t xml:space="preserve">10.5281/zenodo.21434413</w:t>
+            </w:r>
           </w:p>
         </w:tc>
       </w:tr>
     </w:tbl>
+    <w:p>
+      <w:pPr>
+        <w:pStyle w:val="BodyText"/>
+      </w:pPr>
+      <w:r>
+        <w:rPr>
+          <w:bCs/>
+          <w:b/>
+        </w:rPr>
+        <w:t xml:space="preserve">P02 Honesty note:</w:t>
+      </w:r>
+      <w:r>
+        <w:t xml:space="preserve"> </w:t>
+      </w:r>
+      <w:r>
+        <w:t xml:space="preserve">ARK-487–492 use</w:t>
+      </w:r>
+      <w:r>
+        <w:t xml:space="preserve"> </w:t>
+      </w:r>
+      <w:r>
+        <w:rPr>
+          <w:iCs/>
+          <w:i/>
+        </w:rPr>
+        <w:t xml:space="preserve">minimal in-process reference</w:t>
+      </w:r>
+      <w:r>
+        <w:t xml:space="preserve"> </w:t>
+      </w:r>
+      <w:r>
+        <w:t xml:space="preserve">Authority/Evidence engines built for MEASUREMENT ONLY — not production engines. ARK-486/491 cost verdicts taken on a realistic running-service model (per vCPU-second), with the naive per-request serverless figure disclosed as an upper bound. Claims bounded to the tested in-memory reference under single-threaded load.</w:t>
+      </w:r>
+    </w:p>
     <w:p>
       <w:r>
         <w:pict>
@@ -6545,43 +6693,43 @@
               <w:jc w:val="left"/>
             </w:pPr>
             <w:r>
-              <w:t xml:space="preserve">ARK P02 Latency/Throughput (483–484)</w:t>
-            </w:r>
-          </w:p>
-        </w:tc>
-        <w:tc>
-          <w:tcPr/>
-          <w:p>
-            <w:pPr>
-              <w:pStyle w:val="Compact"/>
-              <w:jc w:val="left"/>
-            </w:pPr>
-            <w:r>
-              <w:t xml:space="preserve">2</w:t>
-            </w:r>
-          </w:p>
-        </w:tc>
-        <w:tc>
-          <w:tcPr/>
-          <w:p>
-            <w:pPr>
-              <w:pStyle w:val="Compact"/>
-              <w:jc w:val="left"/>
-            </w:pPr>
-            <w:r>
-              <w:t xml:space="preserve">2</w:t>
-            </w:r>
-          </w:p>
-        </w:tc>
-        <w:tc>
-          <w:tcPr/>
-          <w:p>
-            <w:pPr>
-              <w:pStyle w:val="Compact"/>
-              <w:jc w:val="left"/>
-            </w:pPr>
-            <w:r>
-              <w:t xml:space="preserve">2</w:t>
+              <w:t xml:space="preserve">ARK P02 Latency/Throughput/Scale (483–492)</w:t>
+            </w:r>
+          </w:p>
+        </w:tc>
+        <w:tc>
+          <w:tcPr/>
+          <w:p>
+            <w:pPr>
+              <w:pStyle w:val="Compact"/>
+              <w:jc w:val="left"/>
+            </w:pPr>
+            <w:r>
+              <w:t xml:space="preserve">10</w:t>
+            </w:r>
+          </w:p>
+        </w:tc>
+        <w:tc>
+          <w:tcPr/>
+          <w:p>
+            <w:pPr>
+              <w:pStyle w:val="Compact"/>
+              <w:jc w:val="left"/>
+            </w:pPr>
+            <w:r>
+              <w:t xml:space="preserve">10</w:t>
+            </w:r>
+          </w:p>
+        </w:tc>
+        <w:tc>
+          <w:tcPr/>
+          <w:p>
+            <w:pPr>
+              <w:pStyle w:val="Compact"/>
+              <w:jc w:val="left"/>
+            </w:pPr>
+            <w:r>
+              <w:t xml:space="preserve">10</w:t>
             </w:r>
           </w:p>
         </w:tc>
@@ -6617,7 +6765,7 @@
               <w:jc w:val="left"/>
             </w:pPr>
             <w:r>
-              <w:t xml:space="preserve">2/2 ✓</w:t>
+              <w:t xml:space="preserve">10/10 ✓</w:t>
             </w:r>
           </w:p>
         </w:tc>
@@ -6737,7 +6885,7 @@
                 <w:bCs/>
                 <w:b/>
               </w:rPr>
-              <w:t xml:space="preserve">48</w:t>
+              <w:t xml:space="preserve">56</w:t>
             </w:r>
           </w:p>
         </w:tc>
@@ -6753,7 +6901,7 @@
                 <w:bCs/>
                 <w:b/>
               </w:rPr>
-              <w:t xml:space="preserve">52</w:t>
+              <w:t xml:space="preserve">60</w:t>
             </w:r>
           </w:p>
         </w:tc>
@@ -6769,7 +6917,7 @@
                 <w:bCs/>
                 <w:b/>
               </w:rPr>
-              <w:t xml:space="preserve">49</w:t>
+              <w:t xml:space="preserve">57</w:t>
             </w:r>
           </w:p>
         </w:tc>
@@ -6817,7 +6965,7 @@
                 <w:bCs/>
                 <w:b/>
               </w:rPr>
-              <w:t xml:space="preserve">48/48 ✓</w:t>
+              <w:t xml:space="preserve">56/56 ✓</w:t>
             </w:r>
           </w:p>
         </w:tc>
@@ -6852,7 +7000,7 @@
         <w:t xml:space="preserve"> </w:t>
       </w:r>
       <w:r>
-        <w:t xml:space="preserve">28 unique IDs (46 records including retests)</w:t>
+        <w:t xml:space="preserve">36 unique IDs (54 records including retests)</w:t>
       </w:r>
     </w:p>
     <w:p>
@@ -6874,7 +7022,7 @@
         <w:t xml:space="preserve"> </w:t>
       </w:r>
       <w:r>
-        <w:t xml:space="preserve">26 experiments (43 records)</w:t>
+        <w:t xml:space="preserve">34 experiments (51 records)</w:t>
       </w:r>
     </w:p>
     <w:p>
@@ -6896,7 +7044,7 @@
         <w:t xml:space="preserve"> </w:t>
       </w:r>
       <w:r>
-        <w:t xml:space="preserve">2 experiments (ARK-445, ARK-455) — both have PASS retests (445b, 455b)</w:t>
+        <w:t xml:space="preserve">2 experiments (ARK-445, ARK-455) — both have PASS retests (445b, 455b); ARK-486 prior cost-model FAIL corrected pre-lock (never published as FAIL)</w:t>
       </w:r>
     </w:p>
     <w:p>
@@ -6940,7 +7088,7 @@
         <w:t xml:space="preserve"> </w:t>
       </w:r>
       <w:r>
-        <w:t xml:space="preserve">28/28 (100%)</w:t>
+        <w:t xml:space="preserve">36/36 (100%)</w:t>
       </w:r>
     </w:p>
     <w:bookmarkEnd w:id="40"/>
@@ -6972,7 +7120,7 @@
         <w:t xml:space="preserve"> </w:t>
       </w:r>
       <w:r>
-        <w:t xml:space="preserve">30 unique IDs</w:t>
+        <w:t xml:space="preserve">38 unique IDs</w:t>
       </w:r>
     </w:p>
     <w:p>
@@ -6994,7 +7142,7 @@
         <w:t xml:space="preserve"> </w:t>
       </w:r>
       <w:r>
-        <w:t xml:space="preserve">52</w:t>
+        <w:t xml:space="preserve">60</w:t>
       </w:r>
     </w:p>
     <w:p>
@@ -7016,7 +7164,7 @@
         <w:t xml:space="preserve"> </w:t>
       </w:r>
       <w:r>
-        <w:t xml:space="preserve">49</w:t>
+        <w:t xml:space="preserve">57</w:t>
       </w:r>
     </w:p>
     <w:p>
@@ -7082,7 +7230,7 @@
         <w:t xml:space="preserve"> </w:t>
       </w:r>
       <w:r>
-        <w:t xml:space="preserve">48/48 complete with DOI badges (100%)</w:t>
+        <w:t xml:space="preserve">56/56 complete with DOI badges (100%)</w:t>
       </w:r>
     </w:p>
     <w:p>
@@ -7804,7 +7952,7 @@
         <w:t xml:space="preserve"> </w:t>
       </w:r>
       <w:r>
-        <w:t xml:space="preserve">48/48 complete</w:t>
+        <w:t xml:space="preserve">56/56 complete</w:t>
       </w:r>
     </w:p>
     <w:p>
@@ -7826,7 +7974,7 @@
         <w:t xml:space="preserve"> </w:t>
       </w:r>
       <w:r>
-        <w:t xml:space="preserve">ARK-468-482 (15 DOIs published 2026-07-18)</w:t>
+        <w:t xml:space="preserve">ARK-485-492 (8 DOIs published 2026-07-18, P02 completion)</w:t>
       </w:r>
     </w:p>
     <w:bookmarkEnd w:id="55"/>
@@ -7999,13 +8147,13 @@
       </w:r>
     </w:p>
     <w:bookmarkEnd w:id="58"/>
-    <w:bookmarkStart w:id="59" w:name="active-phases"/>
+    <w:bookmarkStart w:id="59" w:name="completed-phases-cont."/>
     <w:p>
       <w:pPr>
         <w:pStyle w:val="Heading3"/>
       </w:pPr>
       <w:r>
-        <w:t xml:space="preserve">ACTIVE PHASES</w:t>
+        <w:t xml:space="preserve">COMPLETED PHASES (cont.)</w:t>
       </w:r>
     </w:p>
     <w:p>
@@ -8017,7 +8165,7 @@
         <w:pStyle w:val="Compact"/>
       </w:pPr>
       <w:r>
-        <w:t xml:space="preserve">🔄</w:t>
+        <w:t xml:space="preserve">✅</w:t>
       </w:r>
       <w:r>
         <w:t xml:space="preserve"> </w:t>
@@ -8027,13 +8175,23 @@
           <w:bCs/>
           <w:b/>
         </w:rPr>
-        <w:t xml:space="preserve">P02 Latency/Throughput Phase</w:t>
-      </w:r>
-      <w:r>
-        <w:t xml:space="preserve"> </w:t>
-      </w:r>
-      <w:r>
-        <w:t xml:space="preserve">(ARK-483–492): 2/10 complete</w:t>
+        <w:t xml:space="preserve">P02 Latency/Throughput/Scale Phase</w:t>
+      </w:r>
+      <w:r>
+        <w:t xml:space="preserve"> </w:t>
+      </w:r>
+      <w:r>
+        <w:t xml:space="preserve">(ARK-483–492): 10 experiments —</w:t>
+      </w:r>
+      <w:r>
+        <w:t xml:space="preserve"> </w:t>
+      </w:r>
+      <w:r>
+        <w:rPr>
+          <w:bCs/>
+          <w:b/>
+        </w:rPr>
+        <w:t xml:space="preserve">COMPLETE 2026-07-18</w:t>
       </w:r>
     </w:p>
     <w:bookmarkEnd w:id="59"/>
@@ -8124,7 +8282,7 @@
         <w:t xml:space="preserve"> </w:t>
       </w:r>
       <w:r>
-        <w:t xml:space="preserve">2.0 (2026-07-18)</w:t>
+        <w:t xml:space="preserve">3.0 (2026-07-18)</w:t>
       </w:r>
       <w:r>
         <w:t xml:space="preserve"> </w:t>
@@ -8156,7 +8314,7 @@
         <w:t xml:space="preserve"> </w:t>
       </w:r>
       <w:r>
-        <w:t xml:space="preserve">P01 complete (25/25 experiments PASS, all published)</w:t>
+        <w:t xml:space="preserve">P02 complete (10/10 experiments PASS, all published); ARK-486 cost-model corrected</w:t>
       </w:r>
     </w:p>
     <w:bookmarkEnd w:id="60"/>

--- a/CORPUS_SCOREBOARD.docx
+++ b/CORPUS_SCOREBOARD.docx
@@ -2,7 +2,7 @@
 <file path=word/document.xml><?xml version="1.0" encoding="utf-8"?>
 <w:document xmlns:w="http://schemas.openxmlformats.org/wordprocessingml/2006/main" xmlns:m="http://schemas.openxmlformats.org/officeDocument/2006/math" xmlns:r="http://schemas.openxmlformats.org/officeDocument/2006/relationships" xmlns:o="urn:schemas-microsoft-com:office:office" xmlns:v="urn:schemas-microsoft-com:vml" xmlns:w10="urn:schemas-microsoft-com:office:word" xmlns:a="http://schemas.openxmlformats.org/drawingml/2006/main" xmlns:pic="http://schemas.openxmlformats.org/drawingml/2006/picture" xmlns:wp="http://schemas.openxmlformats.org/drawingml/2006/wordprocessingDrawing">
   <w:body>
-    <w:bookmarkStart w:id="62" w:name="X1746658cb0228931d2089b99d6730199203636a"/>
+    <w:bookmarkStart w:id="64" w:name="X1746658cb0228931d2089b99d6730199203636a"/>
     <w:p>
       <w:pPr>
         <w:pStyle w:val="Heading1"/>
@@ -11,13 +11,13 @@
         <w:t xml:space="preserve">Remnant Fieldworks Inc. — Master Corpus Scoreboard</w:t>
       </w:r>
     </w:p>
-    <w:bookmarkStart w:id="20" w:name="ark-series-441492-witness-series"/>
+    <w:bookmarkStart w:id="20" w:name="ark-series-441498-witness-series"/>
     <w:p>
       <w:pPr>
         <w:pStyle w:val="Heading2"/>
       </w:pPr>
       <w:r>
-        <w:t xml:space="preserve">ARK Series 441–492 + WITNESS Series</w:t>
+        <w:t xml:space="preserve">ARK Series 441–498 + WITNESS Series</w:t>
       </w:r>
     </w:p>
     <w:p>
@@ -35,7 +35,7 @@
         <w:t xml:space="preserve"> </w:t>
       </w:r>
       <w:r>
-        <w:t xml:space="preserve">2026-07-18 (P01 complete + P02 complete — all 10 latency/throughput/scale experiments)</w:t>
+        <w:t xml:space="preserve">2026-07-20 (P01 + P02 complete; ARK-493–498 Enterprise Agent Boundary Testbed complete — all 6 PASS)</w:t>
       </w:r>
     </w:p>
     <w:p>
@@ -46,7 +46,7 @@
       </w:r>
     </w:p>
     <w:bookmarkEnd w:id="20"/>
-    <w:bookmarkStart w:id="21" w:name="executive-summary"/>
+    <w:bookmarkStart w:id="22" w:name="executive-summary"/>
     <w:p>
       <w:pPr>
         <w:pStyle w:val="Heading2"/>
@@ -64,13 +64,13 @@
           <w:bCs/>
           <w:b/>
         </w:rPr>
-        <w:t xml:space="preserve">Total RF Corpus:</w:t>
-      </w:r>
-      <w:r>
-        <w:t xml:space="preserve"> </w:t>
-      </w:r>
-      <w:r>
-        <w:t xml:space="preserve">41 case records across 38 experiment IDs</w:t>
+        <w:t xml:space="preserve">Total RF Corpus (this repository):</w:t>
+      </w:r>
+      <w:r>
+        <w:t xml:space="preserve"> </w:t>
+      </w:r>
+      <w:r>
+        <w:t xml:space="preserve">47 case records across 44 experiment IDs</w:t>
       </w:r>
       <w:r>
         <w:t xml:space="preserve"> </w:t>
@@ -92,7 +92,7 @@
         <w:t xml:space="preserve"> </w:t>
       </w:r>
       <w:r>
-        <w:t xml:space="preserve">36 experiments (34 PASS, 2 FAIL honest, 1 GATE-STOP) — prior + P02 completion (ARK-485-492)</w:t>
+        <w:t xml:space="preserve">42 experiments (40 PASS, 2 FAIL honest, 1 GATE-STOP) — prior + P02 (ARK-485-492) + ARK-493-498 enterprise boundary testbed</w:t>
       </w:r>
       <w:r>
         <w:t xml:space="preserve"> </w:t>
@@ -116,6 +116,184 @@
       <w:r>
         <w:t xml:space="preserve">2 experiments, 6 cases (all PASS)</w:t>
       </w:r>
+    </w:p>
+    <w:p>
+      <w:pPr>
+        <w:pStyle w:val="BlockText"/>
+      </w:pPr>
+      <w:r>
+        <w:t xml:space="preserve">Counting note: this scoreboard is</w:t>
+      </w:r>
+      <w:r>
+        <w:t xml:space="preserve"> </w:t>
+      </w:r>
+      <w:r>
+        <w:rPr>
+          <w:bCs/>
+          <w:b/>
+        </w:rPr>
+        <w:t xml:space="preserve">repository-scoped</w:t>
+      </w:r>
+      <w:r>
+        <w:t xml:space="preserve"> </w:t>
+      </w:r>
+      <w:r>
+        <w:t xml:space="preserve">and counts at</w:t>
+      </w:r>
+      <w:r>
+        <w:t xml:space="preserve"> </w:t>
+      </w:r>
+      <w:r>
+        <w:t xml:space="preserve">experiment-level granularity (one case record per preregistered experiment,</w:t>
+      </w:r>
+      <w:r>
+        <w:t xml:space="preserve"> </w:t>
+      </w:r>
+      <w:r>
+        <w:t xml:space="preserve">plus the multi-case WITNESS records). The</w:t>
+      </w:r>
+      <w:r>
+        <w:t xml:space="preserve"> </w:t>
+      </w:r>
+      <w:r>
+        <w:rPr>
+          <w:bCs/>
+          <w:b/>
+        </w:rPr>
+        <w:t xml:space="preserve">program-wide public headline</w:t>
+      </w:r>
+      <w:r>
+        <w:t xml:space="preserve"> </w:t>
+      </w:r>
+      <w:r>
+        <w:t xml:space="preserve">reported on executionproof.io / remnantfieldworks.com uses a different tier</w:t>
+      </w:r>
+      <w:r>
+        <w:t xml:space="preserve"> </w:t>
+      </w:r>
+      <w:r>
+        <w:t xml:space="preserve">(individual scored cases across all sibling repos) — see this series’</w:t>
+      </w:r>
+      <w:r>
+        <w:t xml:space="preserve"> </w:t>
+      </w:r>
+      <w:r>
+        <w:rPr>
+          <w:rStyle w:val="VerbatimChar"/>
+        </w:rPr>
+        <w:t xml:space="preserve">ark-493-498/results/reconciliation_report.md</w:t>
+      </w:r>
+      <w:r>
+        <w:t xml:space="preserve"> </w:t>
+      </w:r>
+      <w:r>
+        <w:t xml:space="preserve">and</w:t>
+      </w:r>
+      <w:r>
+        <w:t xml:space="preserve"> </w:t>
+      </w:r>
+      <w:r>
+        <w:rPr>
+          <w:rStyle w:val="VerbatimChar"/>
+        </w:rPr>
+        <w:t xml:space="preserve">publication_batch.md</w:t>
+      </w:r>
+      <w:r>
+        <w:t xml:space="preserve"> </w:t>
+      </w:r>
+      <w:r>
+        <w:t xml:space="preserve">for</w:t>
+      </w:r>
+      <w:r>
+        <w:t xml:space="preserve"> </w:t>
+      </w:r>
+      <w:r>
+        <w:t xml:space="preserve">that reconciliation. The two numbers are different scopes, both traceable.</w:t>
+      </w:r>
+    </w:p>
+    <w:p>
+      <w:pPr>
+        <w:pStyle w:val="FirstParagraph"/>
+      </w:pPr>
+      <w:r>
+        <w:rPr>
+          <w:bCs/>
+          <w:b/>
+        </w:rPr>
+        <w:t xml:space="preserve">ARK-493–498 Enterprise Agent Boundary Testbed:</w:t>
+      </w:r>
+      <w:r>
+        <w:t xml:space="preserve"> </w:t>
+      </w:r>
+      <w:r>
+        <w:t xml:space="preserve">✅</w:t>
+      </w:r>
+      <w:r>
+        <w:t xml:space="preserve"> </w:t>
+      </w:r>
+      <w:r>
+        <w:rPr>
+          <w:bCs/>
+          <w:b/>
+        </w:rPr>
+        <w:t xml:space="preserve">COMPLETE</w:t>
+      </w:r>
+      <w:r>
+        <w:t xml:space="preserve"> </w:t>
+      </w:r>
+      <w:r>
+        <w:t xml:space="preserve">— 6/6 experiments PASS</w:t>
+      </w:r>
+      <w:r>
+        <w:t xml:space="preserve"> </w:t>
+      </w:r>
+      <w:r>
+        <w:t xml:space="preserve">- Non-quantum, production-like enforcement series (real software enforcement point; real HTTP/loopback-TCP boundary in ARK-498)</w:t>
+      </w:r>
+      <w:r>
+        <w:t xml:space="preserve"> </w:t>
+      </w:r>
+      <w:r>
+        <w:t xml:space="preserve">- 161 scored sub-cases, 161 PASS, 0 enforcement leaks, GATE-STOP not triggered</w:t>
+      </w:r>
+      <w:r>
+        <w:t xml:space="preserve"> </w:t>
+      </w:r>
+      <w:r>
+        <w:t xml:space="preserve">- Dual-guard (in-process Guard-A + isolated-subprocess Guard-B) agreement on all 161 records</w:t>
+      </w:r>
+      <w:r>
+        <w:t xml:space="preserve"> </w:t>
+      </w:r>
+      <w:r>
+        <w:t xml:space="preserve">- Frozen preregistration v1.1, SHA-256</w:t>
+      </w:r>
+      <w:r>
+        <w:t xml:space="preserve"> </w:t>
+      </w:r>
+      <w:r>
+        <w:rPr>
+          <w:rStyle w:val="VerbatimChar"/>
+        </w:rPr>
+        <w:t xml:space="preserve">464b9fb8be9d6cca052f236dc9deec9f8e89b781cafc58701e79b2d05d52952a</w:t>
+      </w:r>
+      <w:r>
+        <w:t xml:space="preserve"> </w:t>
+      </w:r>
+      <w:r>
+        <w:t xml:space="preserve">- Directory:</w:t>
+      </w:r>
+      <w:r>
+        <w:t xml:space="preserve"> </w:t>
+      </w:r>
+      <w:hyperlink r:id="rId21">
+        <w:r>
+          <w:rPr>
+            <w:rStyle w:val="VerbatimChar"/>
+          </w:rPr>
+          <w:t xml:space="preserve">ark-493-498/</w:t>
+        </w:r>
+      </w:hyperlink>
     </w:p>
     <w:p>
       <w:pPr>
@@ -246,8 +424,8 @@
         </w:pict>
       </w:r>
     </w:p>
-    <w:bookmarkEnd w:id="21"/>
-    <w:bookmarkStart w:id="27" w:name="Xe81ba00d573edb939b0df7eaf250c2cb135e925"/>
+    <w:bookmarkEnd w:id="22"/>
+    <w:bookmarkStart w:id="28" w:name="Xe81ba00d573edb939b0df7eaf250c2cb135e925"/>
     <w:p>
       <w:pPr>
         <w:pStyle w:val="Heading2"/>
@@ -256,7 +434,7 @@
         <w:t xml:space="preserve">WITNESS SERIES (quantum-sourced nonce provenance)</w:t>
       </w:r>
     </w:p>
-    <w:bookmarkStart w:id="24" w:name="X0c32f56e6fdaf0eb162d3b90790664ba3b3f628"/>
+    <w:bookmarkStart w:id="25" w:name="X0c32f56e6fdaf0eb162d3b90790664ba3b3f628"/>
     <w:p>
       <w:pPr>
         <w:pStyle w:val="Heading3"/>
@@ -401,7 +579,7 @@
       <w:r>
         <w:t xml:space="preserve"> </w:t>
       </w:r>
-      <w:hyperlink r:id="rId22">
+      <w:hyperlink r:id="rId23">
         <w:r>
           <w:rPr>
             <w:rStyle w:val="Hyperlink"/>
@@ -428,7 +606,7 @@
       <w:r>
         <w:t xml:space="preserve"> </w:t>
       </w:r>
-      <w:hyperlink r:id="rId23">
+      <w:hyperlink r:id="rId24">
         <w:r>
           <w:rPr>
             <w:rStyle w:val="Hyperlink"/>
@@ -493,8 +671,8 @@
         <w:t xml:space="preserve">3/3 PASS</w:t>
       </w:r>
     </w:p>
-    <w:bookmarkEnd w:id="24"/>
-    <w:bookmarkStart w:id="26" w:name="X39f70390ddb54bb72d89fe8c70d7b279d5f825d"/>
+    <w:bookmarkEnd w:id="25"/>
+    <w:bookmarkStart w:id="27" w:name="X39f70390ddb54bb72d89fe8c70d7b279d5f825d"/>
     <w:p>
       <w:pPr>
         <w:pStyle w:val="Heading3"/>
@@ -664,7 +842,7 @@
       <w:r>
         <w:t xml:space="preserve"> </w:t>
       </w:r>
-      <w:hyperlink r:id="rId25">
+      <w:hyperlink r:id="rId26">
         <w:r>
           <w:rPr>
             <w:rStyle w:val="Hyperlink"/>
@@ -691,7 +869,7 @@
       <w:r>
         <w:t xml:space="preserve"> </w:t>
       </w:r>
-      <w:hyperlink r:id="rId23">
+      <w:hyperlink r:id="rId24">
         <w:r>
           <w:rPr>
             <w:rStyle w:val="Hyperlink"/>
@@ -781,9 +959,9 @@
         </w:pict>
       </w:r>
     </w:p>
-    <w:bookmarkEnd w:id="26"/>
     <w:bookmarkEnd w:id="27"/>
-    <w:bookmarkStart w:id="30" w:name="X1bccd5982962c216b089490b05dc30e98bc7018"/>
+    <w:bookmarkEnd w:id="28"/>
+    <w:bookmarkStart w:id="31" w:name="X1bccd5982962c216b089490b05dc30e98bc7018"/>
     <w:p>
       <w:pPr>
         <w:pStyle w:val="Heading2"/>
@@ -792,7 +970,7 @@
         <w:t xml:space="preserve">ARK SERIES (ExecutionProof authorization boundary)</w:t>
       </w:r>
     </w:p>
-    <w:bookmarkStart w:id="28" w:name="hardware-quantum-arks-ark-441448"/>
+    <w:bookmarkStart w:id="29" w:name="hardware-quantum-arks-ark-441448"/>
     <w:p>
       <w:pPr>
         <w:pStyle w:val="Heading3"/>
@@ -1456,8 +1634,8 @@
         </w:tc>
       </w:tr>
     </w:tbl>
-    <w:bookmarkEnd w:id="28"/>
-    <w:bookmarkStart w:id="29" w:name="classicalsoftware-arks-ark-449457"/>
+    <w:bookmarkEnd w:id="29"/>
+    <w:bookmarkStart w:id="30" w:name="classicalsoftware-arks-ark-449457"/>
     <w:p>
       <w:pPr>
         <w:pStyle w:val="Heading3"/>
@@ -2057,9 +2235,9 @@
         </w:pict>
       </w:r>
     </w:p>
-    <w:bookmarkEnd w:id="29"/>
     <w:bookmarkEnd w:id="30"/>
-    <w:bookmarkStart w:id="37" w:name="X1bc061a09be050c87eeb2b40a3e1f2452a5861a"/>
+    <w:bookmarkEnd w:id="31"/>
+    <w:bookmarkStart w:id="38" w:name="X1bc061a09be050c87eeb2b40a3e1f2452a5861a"/>
     <w:p>
       <w:pPr>
         <w:pStyle w:val="Heading2"/>
@@ -2134,7 +2312,7 @@
         <w:t xml:space="preserve">Classical software (dual-guard: JavaScript V1 + Python V2)</w:t>
       </w:r>
     </w:p>
-    <w:bookmarkStart w:id="31" w:name="cloud-iam-role-grant-ark-458462"/>
+    <w:bookmarkStart w:id="32" w:name="cloud-iam-role-grant-ark-458462"/>
     <w:p>
       <w:pPr>
         <w:pStyle w:val="Heading3"/>
@@ -2777,8 +2955,8 @@
         <w:t xml:space="preserve">4,000 decisions, 4,000/4,000 concordance, 806 kill-gate wrong-allows detected</w:t>
       </w:r>
     </w:p>
-    <w:bookmarkEnd w:id="31"/>
-    <w:bookmarkStart w:id="32" w:name="production-deployment-ark-463467"/>
+    <w:bookmarkEnd w:id="32"/>
+    <w:bookmarkStart w:id="33" w:name="production-deployment-ark-463467"/>
     <w:p>
       <w:pPr>
         <w:pStyle w:val="Heading3"/>
@@ -3421,8 +3599,8 @@
         <w:t xml:space="preserve">4,000 decisions, 4,000/4,000 concordance, 1,125 kill-gate wrong-allows detected</w:t>
       </w:r>
     </w:p>
-    <w:bookmarkEnd w:id="32"/>
-    <w:bookmarkStart w:id="33" w:name="database-destructive-query-ark-468472"/>
+    <w:bookmarkEnd w:id="33"/>
+    <w:bookmarkStart w:id="34" w:name="database-destructive-query-ark-468472"/>
     <w:p>
       <w:pPr>
         <w:pStyle w:val="Heading3"/>
@@ -4065,8 +4243,8 @@
         <w:t xml:space="preserve">4,000 decisions, 4,000/4,000 concordance, 1,125 kill-gate wrong-allows detected</w:t>
       </w:r>
     </w:p>
-    <w:bookmarkEnd w:id="33"/>
-    <w:bookmarkStart w:id="34" w:name="financial-transaction-ark-473477"/>
+    <w:bookmarkEnd w:id="34"/>
+    <w:bookmarkStart w:id="35" w:name="financial-transaction-ark-473477"/>
     <w:p>
       <w:pPr>
         <w:pStyle w:val="Heading3"/>
@@ -4709,8 +4887,8 @@
         <w:t xml:space="preserve">4,000 decisions, 4,000/4,000 concordance, 1,125 kill-gate wrong-allows detected</w:t>
       </w:r>
     </w:p>
-    <w:bookmarkEnd w:id="34"/>
-    <w:bookmarkStart w:id="35" w:name="api-rate-limit-ark-478482"/>
+    <w:bookmarkEnd w:id="35"/>
+    <w:bookmarkStart w:id="36" w:name="api-rate-limit-ark-478482"/>
     <w:p>
       <w:pPr>
         <w:pStyle w:val="Heading3"/>
@@ -5353,8 +5531,8 @@
         <w:t xml:space="preserve">4,000 decisions, 4,000/4,000 concordance, 1,125 kill-gate wrong-allows detected</w:t>
       </w:r>
     </w:p>
-    <w:bookmarkEnd w:id="35"/>
-    <w:bookmarkStart w:id="36" w:name="p01-series-total-metrics"/>
+    <w:bookmarkEnd w:id="36"/>
+    <w:bookmarkStart w:id="37" w:name="p01-series-total-metrics"/>
     <w:p>
       <w:pPr>
         <w:pStyle w:val="Heading3"/>
@@ -5502,9 +5680,9 @@
         </w:pict>
       </w:r>
     </w:p>
-    <w:bookmarkEnd w:id="36"/>
     <w:bookmarkEnd w:id="37"/>
-    <w:bookmarkStart w:id="38" w:name="p02-latencythroughput-series-ark-483492"/>
+    <w:bookmarkEnd w:id="38"/>
+    <w:bookmarkStart w:id="39" w:name="p02-latencythroughput-series-ark-483492"/>
     <w:p>
       <w:pPr>
         <w:pStyle w:val="Heading2"/>
@@ -6303,8 +6481,8 @@
         </w:pict>
       </w:r>
     </w:p>
-    <w:bookmarkEnd w:id="38"/>
-    <w:bookmarkStart w:id="42" w:name="comprehensive-tallies"/>
+    <w:bookmarkEnd w:id="39"/>
+    <w:bookmarkStart w:id="43" w:name="comprehensive-tallies"/>
     <w:p>
       <w:pPr>
         <w:pStyle w:val="Heading2"/>
@@ -6313,7 +6491,7 @@
         <w:t xml:space="preserve">COMPREHENSIVE TALLIES</w:t>
       </w:r>
     </w:p>
-    <w:bookmarkStart w:id="39" w:name="by-series"/>
+    <w:bookmarkStart w:id="40" w:name="by-series"/>
     <w:p>
       <w:pPr>
         <w:pStyle w:val="Heading3"/>
@@ -6971,8 +7149,8 @@
         </w:tc>
       </w:tr>
     </w:tbl>
-    <w:bookmarkEnd w:id="39"/>
-    <w:bookmarkStart w:id="40" w:name="ark-series-summary"/>
+    <w:bookmarkEnd w:id="40"/>
+    <w:bookmarkStart w:id="41" w:name="ark-series-summary"/>
     <w:p>
       <w:pPr>
         <w:pStyle w:val="Heading3"/>
@@ -7091,8 +7269,8 @@
         <w:t xml:space="preserve">36/36 (100%)</w:t>
       </w:r>
     </w:p>
-    <w:bookmarkEnd w:id="40"/>
-    <w:bookmarkStart w:id="41" w:name="overall-rf-corpus-as-of-2026-07-18"/>
+    <w:bookmarkEnd w:id="41"/>
+    <w:bookmarkStart w:id="42" w:name="overall-rf-corpus-as-of-2026-07-18"/>
     <w:p>
       <w:pPr>
         <w:pStyle w:val="Heading3"/>
@@ -7240,9 +7418,9 @@
         </w:pict>
       </w:r>
     </w:p>
-    <w:bookmarkEnd w:id="41"/>
     <w:bookmarkEnd w:id="42"/>
-    <w:bookmarkStart w:id="45" w:name="methodological-integrity"/>
+    <w:bookmarkEnd w:id="43"/>
+    <w:bookmarkStart w:id="46" w:name="methodological-integrity"/>
     <w:p>
       <w:pPr>
         <w:pStyle w:val="Heading2"/>
@@ -7251,7 +7429,7 @@
         <w:t xml:space="preserve">METHODOLOGICAL INTEGRITY</w:t>
       </w:r>
     </w:p>
-    <w:bookmarkStart w:id="43" w:name="standing-covenant-compliance"/>
+    <w:bookmarkStart w:id="44" w:name="standing-covenant-compliance"/>
     <w:p>
       <w:pPr>
         <w:pStyle w:val="Heading3"/>
@@ -7316,8 +7494,8 @@
         <w:t xml:space="preserve">8. ✅ Kill-gate/effectiveness-gate mandatory</w:t>
       </w:r>
     </w:p>
-    <w:bookmarkEnd w:id="43"/>
-    <w:bookmarkStart w:id="44" w:name="honest-findings-examples"/>
+    <w:bookmarkEnd w:id="44"/>
+    <w:bookmarkStart w:id="45" w:name="honest-findings-examples"/>
     <w:p>
       <w:pPr>
         <w:pStyle w:val="Heading3"/>
@@ -7443,9 +7621,9 @@
         </w:pict>
       </w:r>
     </w:p>
-    <w:bookmarkEnd w:id="44"/>
     <w:bookmarkEnd w:id="45"/>
-    <w:bookmarkStart w:id="49" w:name="repository-structure"/>
+    <w:bookmarkEnd w:id="46"/>
+    <w:bookmarkStart w:id="50" w:name="repository-structure"/>
     <w:p>
       <w:pPr>
         <w:pStyle w:val="Heading2"/>
@@ -7454,7 +7632,7 @@
         <w:t xml:space="preserve">REPOSITORY STRUCTURE</w:t>
       </w:r>
     </w:p>
-    <w:bookmarkStart w:id="46" w:name="primary-repositories"/>
+    <w:bookmarkStart w:id="47" w:name="primary-repositories"/>
     <w:p>
       <w:pPr>
         <w:pStyle w:val="Heading3"/>
@@ -7603,8 +7781,8 @@
         <w:t xml:space="preserve">533c569</w:t>
       </w:r>
     </w:p>
-    <w:bookmarkEnd w:id="46"/>
-    <w:bookmarkStart w:id="48" w:name="zenodo-collections"/>
+    <w:bookmarkEnd w:id="47"/>
+    <w:bookmarkStart w:id="49" w:name="zenodo-collections"/>
     <w:p>
       <w:pPr>
         <w:pStyle w:val="Heading3"/>
@@ -7631,7 +7809,7 @@
       <w:r>
         <w:t xml:space="preserve"> </w:t>
       </w:r>
-      <w:hyperlink r:id="rId47">
+      <w:hyperlink r:id="rId48">
         <w:r>
           <w:rPr>
             <w:rStyle w:val="Hyperlink"/>
@@ -7658,7 +7836,7 @@
       <w:r>
         <w:t xml:space="preserve"> </w:t>
       </w:r>
-      <w:hyperlink r:id="rId23">
+      <w:hyperlink r:id="rId24">
         <w:r>
           <w:rPr>
             <w:rStyle w:val="Hyperlink"/>
@@ -7674,9 +7852,9 @@
         </w:pict>
       </w:r>
     </w:p>
-    <w:bookmarkEnd w:id="48"/>
     <w:bookmarkEnd w:id="49"/>
-    <w:bookmarkStart w:id="53" w:name="next-experiments-roadmap"/>
+    <w:bookmarkEnd w:id="50"/>
+    <w:bookmarkStart w:id="55" w:name="next-experiments-roadmap"/>
     <w:p>
       <w:pPr>
         <w:pStyle w:val="Heading2"/>
@@ -7685,7 +7863,7 @@
         <w:t xml:space="preserve">NEXT EXPERIMENTS (Roadmap)</w:t>
       </w:r>
     </w:p>
-    <w:bookmarkStart w:id="50" w:name="immediate-p02-queue-priority-p0"/>
+    <w:bookmarkStart w:id="51" w:name="immediate-p02-queue-priority-p0"/>
     <w:p>
       <w:pPr>
         <w:pStyle w:val="Heading3"/>
@@ -7730,14 +7908,14 @@
         <w:t xml:space="preserve">Evidence Engine performance</w:t>
       </w:r>
     </w:p>
-    <w:bookmarkEnd w:id="50"/>
-    <w:bookmarkStart w:id="51" w:name="p03-dependency-cascade-ark-493517"/>
+    <w:bookmarkEnd w:id="51"/>
+    <w:bookmarkStart w:id="52" w:name="X0962cf753af32faebed119f84c2a520e7a03d15"/>
     <w:p>
       <w:pPr>
         <w:pStyle w:val="Heading3"/>
       </w:pPr>
       <w:r>
-        <w:t xml:space="preserve">P03 Dependency Cascade (ARK-493–517)</w:t>
+        <w:t xml:space="preserve">Enterprise Agent Boundary Testbed (ARK-493–498) — ✅ COMPLETE 2026-07-20</w:t>
       </w:r>
     </w:p>
     <w:p>
@@ -7749,29 +7927,17 @@
         <w:pStyle w:val="Compact"/>
       </w:pPr>
       <w:r>
-        <w:t xml:space="preserve">Identity Provider failure modes (full outage, timeout, stale cache, split brain, recovery)</w:t>
-      </w:r>
-    </w:p>
-    <w:p>
-      <w:pPr>
-        <w:numPr>
-          <w:ilvl w:val="0"/>
-          <w:numId w:val="1011"/>
-        </w:numPr>
-        <w:pStyle w:val="Compact"/>
-      </w:pPr>
-      <w:r>
-        <w:t xml:space="preserve">Policy Registry failure modes (full outage, timeout, stale cache, split brain, recovery)</w:t>
-      </w:r>
-    </w:p>
-    <w:bookmarkEnd w:id="51"/>
-    <w:bookmarkStart w:id="52" w:name="future-series-p04p10"/>
+        <w:t xml:space="preserve">Enforcement, semantic, temporal, delegation, reconstructability, and networked-performance boundaries — all 6 PASS</w:t>
+      </w:r>
+    </w:p>
+    <w:bookmarkEnd w:id="52"/>
+    <w:bookmarkStart w:id="53" w:name="p03-dependency-cascade-ark-499517"/>
     <w:p>
       <w:pPr>
         <w:pStyle w:val="Heading3"/>
       </w:pPr>
       <w:r>
-        <w:t xml:space="preserve">Future Series (P04–P10+)</w:t>
+        <w:t xml:space="preserve">P03 Dependency Cascade (ARK-499–517)</w:t>
       </w:r>
     </w:p>
     <w:p>
@@ -7783,34 +7949,29 @@
         <w:pStyle w:val="Compact"/>
       </w:pPr>
       <w:r>
-        <w:t xml:space="preserve">See Remnant_Fieldworks_Next_500_Experiment_Roadmap.md for full 500-experiment architecture</w:t>
-      </w:r>
-    </w:p>
-    <w:p>
-      <w:r>
-        <w:pict>
-          <v:rect style="width:0;height:1.5pt" o:hralign="center" o:hrstd="t" o:hr="t"/>
-        </w:pict>
-      </w:r>
-    </w:p>
-    <w:bookmarkEnd w:id="52"/>
+        <w:t xml:space="preserve">Identity Provider failure modes (full outage, timeout, stale cache, split brain, recovery)</w:t>
+      </w:r>
+    </w:p>
+    <w:p>
+      <w:pPr>
+        <w:numPr>
+          <w:ilvl w:val="0"/>
+          <w:numId w:val="1012"/>
+        </w:numPr>
+        <w:pStyle w:val="Compact"/>
+      </w:pPr>
+      <w:r>
+        <w:t xml:space="preserve">Policy Registry failure modes (full outage, timeout, stale cache, split brain, recovery)</w:t>
+      </w:r>
+    </w:p>
     <w:bookmarkEnd w:id="53"/>
-    <w:bookmarkStart w:id="57" w:name="infrastructure-status"/>
-    <w:p>
-      <w:pPr>
-        <w:pStyle w:val="Heading2"/>
-      </w:pPr>
-      <w:r>
-        <w:t xml:space="preserve">INFRASTRUCTURE STATUS</w:t>
-      </w:r>
-    </w:p>
-    <w:bookmarkStart w:id="54" w:name="github"/>
+    <w:bookmarkStart w:id="54" w:name="future-series-p04p10"/>
     <w:p>
       <w:pPr>
         <w:pStyle w:val="Heading3"/>
       </w:pPr>
       <w:r>
-        <w:t xml:space="preserve">GitHub</w:t>
+        <w:t xml:space="preserve">Future Series (P04–P10+)</w:t>
       </w:r>
     </w:p>
     <w:p>
@@ -7822,93 +7983,34 @@
         <w:pStyle w:val="Compact"/>
       </w:pPr>
       <w:r>
-        <w:rPr>
-          <w:bCs/>
-          <w:b/>
-        </w:rPr>
-        <w:t xml:space="preserve">Repository:</w:t>
-      </w:r>
-      <w:r>
-        <w:t xml:space="preserve"> </w:t>
-      </w:r>
-      <w:r>
-        <w:t xml:space="preserve">executionproof-testbeds</w:t>
-      </w:r>
-    </w:p>
-    <w:p>
-      <w:pPr>
-        <w:numPr>
-          <w:ilvl w:val="0"/>
-          <w:numId w:val="1013"/>
-        </w:numPr>
-        <w:pStyle w:val="Compact"/>
-      </w:pPr>
-      <w:r>
-        <w:rPr>
-          <w:bCs/>
-          <w:b/>
-        </w:rPr>
-        <w:t xml:space="preserve">Branch:</w:t>
-      </w:r>
-      <w:r>
-        <w:t xml:space="preserve"> </w:t>
-      </w:r>
-      <w:r>
-        <w:t xml:space="preserve">main (SHA: 293c326)</w:t>
-      </w:r>
-    </w:p>
-    <w:p>
-      <w:pPr>
-        <w:numPr>
-          <w:ilvl w:val="0"/>
-          <w:numId w:val="1013"/>
-        </w:numPr>
-        <w:pStyle w:val="Compact"/>
-      </w:pPr>
-      <w:r>
-        <w:rPr>
-          <w:bCs/>
-          <w:b/>
-        </w:rPr>
-        <w:t xml:space="preserve">Open PRs:</w:t>
-      </w:r>
-      <w:r>
-        <w:t xml:space="preserve"> </w:t>
-      </w:r>
-      <w:r>
-        <w:t xml:space="preserve">0</w:t>
-      </w:r>
-    </w:p>
-    <w:p>
-      <w:pPr>
-        <w:numPr>
-          <w:ilvl w:val="0"/>
-          <w:numId w:val="1013"/>
-        </w:numPr>
-        <w:pStyle w:val="Compact"/>
-      </w:pPr>
-      <w:r>
-        <w:rPr>
-          <w:bCs/>
-          <w:b/>
-        </w:rPr>
-        <w:t xml:space="preserve">Authentication:</w:t>
-      </w:r>
-      <w:r>
-        <w:t xml:space="preserve"> </w:t>
-      </w:r>
-      <w:r>
-        <w:t xml:space="preserve">GitHub token available via Git_Tool</w:t>
+        <w:t xml:space="preserve">See Remnant_Fieldworks_Next_500_Experiment_Roadmap.md for full 500-experiment architecture</w:t>
+      </w:r>
+    </w:p>
+    <w:p>
+      <w:r>
+        <w:pict>
+          <v:rect style="width:0;height:1.5pt" o:hralign="center" o:hrstd="t" o:hr="t"/>
+        </w:pict>
       </w:r>
     </w:p>
     <w:bookmarkEnd w:id="54"/>
-    <w:bookmarkStart w:id="55" w:name="zenodo"/>
+    <w:bookmarkEnd w:id="55"/>
+    <w:bookmarkStart w:id="59" w:name="infrastructure-status"/>
+    <w:p>
+      <w:pPr>
+        <w:pStyle w:val="Heading2"/>
+      </w:pPr>
+      <w:r>
+        <w:t xml:space="preserve">INFRASTRUCTURE STATUS</w:t>
+      </w:r>
+    </w:p>
+    <w:bookmarkStart w:id="56" w:name="github"/>
     <w:p>
       <w:pPr>
         <w:pStyle w:val="Heading3"/>
       </w:pPr>
       <w:r>
-        <w:t xml:space="preserve">Zenodo</w:t>
+        <w:t xml:space="preserve">GitHub</w:t>
       </w:r>
     </w:p>
     <w:p>
@@ -7924,13 +8026,13 @@
           <w:bCs/>
           <w:b/>
         </w:rPr>
-        <w:t xml:space="preserve">Token:</w:t>
-      </w:r>
-      <w:r>
-        <w:t xml:space="preserve"> </w:t>
-      </w:r>
-      <w:r>
-        <w:t xml:space="preserve">Available (IjKV4tF4GhrsAlNpWwyGrfaCJe4BmKZWnufwoYixZAj5vTWoTMAR4HK5jE98)</w:t>
+        <w:t xml:space="preserve">Repository:</w:t>
+      </w:r>
+      <w:r>
+        <w:t xml:space="preserve"> </w:t>
+      </w:r>
+      <w:r>
+        <w:t xml:space="preserve">executionproof-testbeds</w:t>
       </w:r>
     </w:p>
     <w:p>
@@ -7946,13 +8048,13 @@
           <w:bCs/>
           <w:b/>
         </w:rPr>
-        <w:t xml:space="preserve">Publications:</w:t>
-      </w:r>
-      <w:r>
-        <w:t xml:space="preserve"> </w:t>
-      </w:r>
-      <w:r>
-        <w:t xml:space="preserve">56/56 complete</w:t>
+        <w:t xml:space="preserve">Branch:</w:t>
+      </w:r>
+      <w:r>
+        <w:t xml:space="preserve"> </w:t>
+      </w:r>
+      <w:r>
+        <w:t xml:space="preserve">main</w:t>
       </w:r>
     </w:p>
     <w:p>
@@ -7968,23 +8070,45 @@
           <w:bCs/>
           <w:b/>
         </w:rPr>
-        <w:t xml:space="preserve">Latest batch:</w:t>
-      </w:r>
-      <w:r>
-        <w:t xml:space="preserve"> </w:t>
-      </w:r>
-      <w:r>
-        <w:t xml:space="preserve">ARK-485-492 (8 DOIs published 2026-07-18, P02 completion)</w:t>
-      </w:r>
-    </w:p>
-    <w:bookmarkEnd w:id="55"/>
-    <w:bookmarkStart w:id="56" w:name="ibm-quantum"/>
+        <w:t xml:space="preserve">Open PRs:</w:t>
+      </w:r>
+      <w:r>
+        <w:t xml:space="preserve"> </w:t>
+      </w:r>
+      <w:r>
+        <w:t xml:space="preserve">1 (ARK-493–498 Enterprise Agent Boundary Testbed — pending review)</w:t>
+      </w:r>
+    </w:p>
+    <w:p>
+      <w:pPr>
+        <w:numPr>
+          <w:ilvl w:val="0"/>
+          <w:numId w:val="1014"/>
+        </w:numPr>
+        <w:pStyle w:val="Compact"/>
+      </w:pPr>
+      <w:r>
+        <w:rPr>
+          <w:bCs/>
+          <w:b/>
+        </w:rPr>
+        <w:t xml:space="preserve">Authentication:</w:t>
+      </w:r>
+      <w:r>
+        <w:t xml:space="preserve"> </w:t>
+      </w:r>
+      <w:r>
+        <w:t xml:space="preserve">GitHub token available via Git_Tool</w:t>
+      </w:r>
+    </w:p>
+    <w:bookmarkEnd w:id="56"/>
+    <w:bookmarkStart w:id="57" w:name="zenodo"/>
     <w:p>
       <w:pPr>
         <w:pStyle w:val="Heading3"/>
       </w:pPr>
       <w:r>
-        <w:t xml:space="preserve">IBM Quantum</w:t>
+        <w:t xml:space="preserve">Zenodo</w:t>
       </w:r>
     </w:p>
     <w:p>
@@ -8000,13 +8124,13 @@
           <w:bCs/>
           <w:b/>
         </w:rPr>
-        <w:t xml:space="preserve">Budget status:</w:t>
-      </w:r>
-      <w:r>
-        <w:t xml:space="preserve"> </w:t>
-      </w:r>
-      <w:r>
-        <w:t xml:space="preserve">~0s or minimal after WITNESS-2</w:t>
+        <w:t xml:space="preserve">Token:</w:t>
+      </w:r>
+      <w:r>
+        <w:t xml:space="preserve"> </w:t>
+      </w:r>
+      <w:r>
+        <w:t xml:space="preserve">Available (stored in connector secrets — NOT committed here; see note below)</w:t>
       </w:r>
     </w:p>
     <w:p>
@@ -8022,13 +8146,25 @@
           <w:bCs/>
           <w:b/>
         </w:rPr>
-        <w:t xml:space="preserve">Last QPU use:</w:t>
-      </w:r>
-      <w:r>
-        <w:t xml:space="preserve"> </w:t>
-      </w:r>
-      <w:r>
-        <w:t xml:space="preserve">WITNESS-2 (job d9di7nkinv1c73ap4ed0, 2026-07-18)</w:t>
+        <w:t xml:space="preserve">Publications:</w:t>
+      </w:r>
+      <w:r>
+        <w:t xml:space="preserve"> </w:t>
+      </w:r>
+      <w:r>
+        <w:t xml:space="preserve">ARK-493–498 series deposition prepared 2026-07-20 (see</w:t>
+      </w:r>
+      <w:r>
+        <w:t xml:space="preserve"> </w:t>
+      </w:r>
+      <w:r>
+        <w:rPr>
+          <w:rStyle w:val="VerbatimChar"/>
+        </w:rPr>
+        <w:t xml:space="preserve">ark-493-498/results/publication_batch.md</w:t>
+      </w:r>
+      <w:r>
+        <w:t xml:space="preserve">)</w:t>
       </w:r>
     </w:p>
     <w:p>
@@ -8044,40 +8180,73 @@
           <w:bCs/>
           <w:b/>
         </w:rPr>
-        <w:t xml:space="preserve">Backend:</w:t>
-      </w:r>
-      <w:r>
-        <w:t xml:space="preserve"> </w:t>
-      </w:r>
-      <w:r>
-        <w:t xml:space="preserve">ibm_fez (156q Heron r2)</w:t>
-      </w:r>
-    </w:p>
-    <w:p>
-      <w:r>
-        <w:pict>
-          <v:rect style="width:0;height:1.5pt" o:hralign="center" o:hrstd="t" o:hr="t"/>
-        </w:pict>
-      </w:r>
-    </w:p>
-    <w:bookmarkEnd w:id="56"/>
+        <w:t xml:space="preserve">Latest batch:</w:t>
+      </w:r>
+      <w:r>
+        <w:t xml:space="preserve"> </w:t>
+      </w:r>
+      <w:r>
+        <w:t xml:space="preserve">ARK-485-492 (8 DOIs published 2026-07-18, P02 completion)</w:t>
+      </w:r>
+    </w:p>
+    <w:p>
+      <w:pPr>
+        <w:pStyle w:val="BlockText"/>
+      </w:pPr>
+      <w:r>
+        <w:t xml:space="preserve">⚠️ Security note: a prior revision of this file committed a plaintext Zenodo</w:t>
+      </w:r>
+      <w:r>
+        <w:t xml:space="preserve"> </w:t>
+      </w:r>
+      <w:r>
+        <w:t xml:space="preserve">API token. It has been removed from the current revision but</w:t>
+      </w:r>
+      <w:r>
+        <w:t xml:space="preserve"> </w:t>
+      </w:r>
+      <w:r>
+        <w:rPr>
+          <w:bCs/>
+          <w:b/>
+        </w:rPr>
+        <w:t xml:space="preserve">remains in git</w:t>
+      </w:r>
+      <w:r>
+        <w:rPr>
+          <w:bCs/>
+          <w:b/>
+        </w:rPr>
+        <w:t xml:space="preserve"> </w:t>
+      </w:r>
+      <w:r>
+        <w:rPr>
+          <w:bCs/>
+          <w:b/>
+        </w:rPr>
+        <w:t xml:space="preserve">history</w:t>
+      </w:r>
+      <w:r>
+        <w:t xml:space="preserve"> </w:t>
+      </w:r>
+      <w:r>
+        <w:t xml:space="preserve">(commit 293c326). That token should be treated as compromised and</w:t>
+      </w:r>
+      <w:r>
+        <w:t xml:space="preserve"> </w:t>
+      </w:r>
+      <w:r>
+        <w:t xml:space="preserve">rotated in the Zenodo account settings.</w:t>
+      </w:r>
+    </w:p>
     <w:bookmarkEnd w:id="57"/>
-    <w:bookmarkStart w:id="61" w:name="phase-status"/>
-    <w:p>
-      <w:pPr>
-        <w:pStyle w:val="Heading2"/>
-      </w:pPr>
-      <w:r>
-        <w:t xml:space="preserve">PHASE STATUS</w:t>
-      </w:r>
-    </w:p>
-    <w:bookmarkStart w:id="58" w:name="completed-phases"/>
+    <w:bookmarkStart w:id="58" w:name="ibm-quantum"/>
     <w:p>
       <w:pPr>
         <w:pStyle w:val="Heading3"/>
       </w:pPr>
       <w:r>
-        <w:t xml:space="preserve">COMPLETED PHASES</w:t>
+        <w:t xml:space="preserve">IBM Quantum</w:t>
       </w:r>
     </w:p>
     <w:p>
@@ -8089,23 +8258,17 @@
         <w:pStyle w:val="Compact"/>
       </w:pPr>
       <w:r>
-        <w:t xml:space="preserve">✅</w:t>
-      </w:r>
-      <w:r>
-        <w:t xml:space="preserve"> </w:t>
-      </w:r>
-      <w:r>
         <w:rPr>
           <w:bCs/>
           <w:b/>
         </w:rPr>
-        <w:t xml:space="preserve">Synthetic Exploration Phase</w:t>
-      </w:r>
-      <w:r>
-        <w:t xml:space="preserve"> </w:t>
-      </w:r>
-      <w:r>
-        <w:t xml:space="preserve">(ARK-441–457): 19 experiments</w:t>
+        <w:t xml:space="preserve">Budget status:</w:t>
+      </w:r>
+      <w:r>
+        <w:t xml:space="preserve"> </w:t>
+      </w:r>
+      <w:r>
+        <w:t xml:space="preserve">~0s or minimal after WITNESS-2</w:t>
       </w:r>
     </w:p>
     <w:p>
@@ -8117,43 +8280,66 @@
         <w:pStyle w:val="Compact"/>
       </w:pPr>
       <w:r>
-        <w:t xml:space="preserve">✅</w:t>
-      </w:r>
-      <w:r>
-        <w:t xml:space="preserve"> </w:t>
-      </w:r>
-      <w:r>
         <w:rPr>
           <w:bCs/>
           <w:b/>
         </w:rPr>
-        <w:t xml:space="preserve">P01 Production-Boundary Phase</w:t>
-      </w:r>
-      <w:r>
-        <w:t xml:space="preserve"> </w:t>
-      </w:r>
-      <w:r>
-        <w:t xml:space="preserve">(ARK-458–482): 25 experiments —</w:t>
-      </w:r>
-      <w:r>
-        <w:t xml:space="preserve"> </w:t>
-      </w:r>
+        <w:t xml:space="preserve">Last QPU use:</w:t>
+      </w:r>
+      <w:r>
+        <w:t xml:space="preserve"> </w:t>
+      </w:r>
+      <w:r>
+        <w:t xml:space="preserve">WITNESS-2 (job d9di7nkinv1c73ap4ed0, 2026-07-18)</w:t>
+      </w:r>
+    </w:p>
+    <w:p>
+      <w:pPr>
+        <w:numPr>
+          <w:ilvl w:val="0"/>
+          <w:numId w:val="1016"/>
+        </w:numPr>
+        <w:pStyle w:val="Compact"/>
+      </w:pPr>
       <w:r>
         <w:rPr>
           <w:bCs/>
           <w:b/>
         </w:rPr>
-        <w:t xml:space="preserve">COMPLETE 2026-07-18</w:t>
+        <w:t xml:space="preserve">Backend:</w:t>
+      </w:r>
+      <w:r>
+        <w:t xml:space="preserve"> </w:t>
+      </w:r>
+      <w:r>
+        <w:t xml:space="preserve">ibm_fez (156q Heron r2)</w:t>
+      </w:r>
+    </w:p>
+    <w:p>
+      <w:r>
+        <w:pict>
+          <v:rect style="width:0;height:1.5pt" o:hralign="center" o:hrstd="t" o:hr="t"/>
+        </w:pict>
       </w:r>
     </w:p>
     <w:bookmarkEnd w:id="58"/>
-    <w:bookmarkStart w:id="59" w:name="completed-phases-cont."/>
+    <w:bookmarkEnd w:id="59"/>
+    <w:bookmarkStart w:id="63" w:name="phase-status"/>
+    <w:p>
+      <w:pPr>
+        <w:pStyle w:val="Heading2"/>
+      </w:pPr>
+      <w:r>
+        <w:t xml:space="preserve">PHASE STATUS</w:t>
+      </w:r>
+    </w:p>
+    <w:bookmarkStart w:id="60" w:name="completed-phases"/>
     <w:p>
       <w:pPr>
         <w:pStyle w:val="Heading3"/>
       </w:pPr>
       <w:r>
-        <w:t xml:space="preserve">COMPLETED PHASES (cont.)</w:t>
+        <w:t xml:space="preserve">COMPLETED PHASES</w:t>
       </w:r>
     </w:p>
     <w:p>
@@ -8175,13 +8361,25 @@
           <w:bCs/>
           <w:b/>
         </w:rPr>
-        <w:t xml:space="preserve">P02 Latency/Throughput/Scale Phase</w:t>
-      </w:r>
-      <w:r>
-        <w:t xml:space="preserve"> </w:t>
-      </w:r>
-      <w:r>
-        <w:t xml:space="preserve">(ARK-483–492): 10 experiments —</w:t>
+        <w:t xml:space="preserve">Synthetic Exploration Phase</w:t>
+      </w:r>
+      <w:r>
+        <w:t xml:space="preserve"> </w:t>
+      </w:r>
+      <w:r>
+        <w:t xml:space="preserve">(ARK-441–457): 19 experiments</w:t>
+      </w:r>
+    </w:p>
+    <w:p>
+      <w:pPr>
+        <w:numPr>
+          <w:ilvl w:val="0"/>
+          <w:numId w:val="1017"/>
+        </w:numPr>
+        <w:pStyle w:val="Compact"/>
+      </w:pPr>
+      <w:r>
+        <w:t xml:space="preserve">✅</w:t>
       </w:r>
       <w:r>
         <w:t xml:space="preserve"> </w:t>
@@ -8191,17 +8389,33 @@
           <w:bCs/>
           <w:b/>
         </w:rPr>
+        <w:t xml:space="preserve">P01 Production-Boundary Phase</w:t>
+      </w:r>
+      <w:r>
+        <w:t xml:space="preserve"> </w:t>
+      </w:r>
+      <w:r>
+        <w:t xml:space="preserve">(ARK-458–482): 25 experiments —</w:t>
+      </w:r>
+      <w:r>
+        <w:t xml:space="preserve"> </w:t>
+      </w:r>
+      <w:r>
+        <w:rPr>
+          <w:bCs/>
+          <w:b/>
+        </w:rPr>
         <w:t xml:space="preserve">COMPLETE 2026-07-18</w:t>
       </w:r>
     </w:p>
-    <w:bookmarkEnd w:id="59"/>
-    <w:bookmarkStart w:id="60" w:name="planned-phases"/>
+    <w:bookmarkEnd w:id="60"/>
+    <w:bookmarkStart w:id="61" w:name="completed-phases-cont."/>
     <w:p>
       <w:pPr>
         <w:pStyle w:val="Heading3"/>
       </w:pPr>
       <w:r>
-        <w:t xml:space="preserve">PLANNED PHASES</w:t>
+        <w:t xml:space="preserve">COMPLETED PHASES (cont.)</w:t>
       </w:r>
     </w:p>
     <w:p>
@@ -8213,7 +8427,7 @@
         <w:pStyle w:val="Compact"/>
       </w:pPr>
       <w:r>
-        <w:t xml:space="preserve">⏳</w:t>
+        <w:t xml:space="preserve">✅</w:t>
       </w:r>
       <w:r>
         <w:t xml:space="preserve"> </w:t>
@@ -8223,13 +8437,23 @@
           <w:bCs/>
           <w:b/>
         </w:rPr>
-        <w:t xml:space="preserve">P03 Dependency Cascade</w:t>
-      </w:r>
-      <w:r>
-        <w:t xml:space="preserve"> </w:t>
-      </w:r>
-      <w:r>
-        <w:t xml:space="preserve">(ARK-493–517)</w:t>
+        <w:t xml:space="preserve">P02 Latency/Throughput/Scale Phase</w:t>
+      </w:r>
+      <w:r>
+        <w:t xml:space="preserve"> </w:t>
+      </w:r>
+      <w:r>
+        <w:t xml:space="preserve">(ARK-483–492): 10 experiments —</w:t>
+      </w:r>
+      <w:r>
+        <w:t xml:space="preserve"> </w:t>
+      </w:r>
+      <w:r>
+        <w:rPr>
+          <w:bCs/>
+          <w:b/>
+        </w:rPr>
+        <w:t xml:space="preserve">COMPLETE 2026-07-18</w:t>
       </w:r>
     </w:p>
     <w:p>
@@ -8241,6 +8465,88 @@
         <w:pStyle w:val="Compact"/>
       </w:pPr>
       <w:r>
+        <w:t xml:space="preserve">✅</w:t>
+      </w:r>
+      <w:r>
+        <w:t xml:space="preserve"> </w:t>
+      </w:r>
+      <w:r>
+        <w:rPr>
+          <w:bCs/>
+          <w:b/>
+        </w:rPr>
+        <w:t xml:space="preserve">Enterprise Agent Boundary Testbed</w:t>
+      </w:r>
+      <w:r>
+        <w:t xml:space="preserve"> </w:t>
+      </w:r>
+      <w:r>
+        <w:t xml:space="preserve">(ARK-493–498): 6 experiments —</w:t>
+      </w:r>
+      <w:r>
+        <w:t xml:space="preserve"> </w:t>
+      </w:r>
+      <w:r>
+        <w:rPr>
+          <w:bCs/>
+          <w:b/>
+        </w:rPr>
+        <w:t xml:space="preserve">COMPLETE 2026-07-20</w:t>
+      </w:r>
+      <w:r>
+        <w:t xml:space="preserve"> </w:t>
+      </w:r>
+      <w:r>
+        <w:t xml:space="preserve">(all PASS, 161 scored cases, 0 leaks)</w:t>
+      </w:r>
+    </w:p>
+    <w:bookmarkEnd w:id="61"/>
+    <w:bookmarkStart w:id="62" w:name="planned-phases"/>
+    <w:p>
+      <w:pPr>
+        <w:pStyle w:val="Heading3"/>
+      </w:pPr>
+      <w:r>
+        <w:t xml:space="preserve">PLANNED PHASES</w:t>
+      </w:r>
+    </w:p>
+    <w:p>
+      <w:pPr>
+        <w:numPr>
+          <w:ilvl w:val="0"/>
+          <w:numId w:val="1019"/>
+        </w:numPr>
+        <w:pStyle w:val="Compact"/>
+      </w:pPr>
+      <w:r>
+        <w:t xml:space="preserve">⏳</w:t>
+      </w:r>
+      <w:r>
+        <w:t xml:space="preserve"> </w:t>
+      </w:r>
+      <w:r>
+        <w:rPr>
+          <w:bCs/>
+          <w:b/>
+        </w:rPr>
+        <w:t xml:space="preserve">P03 Dependency Cascade</w:t>
+      </w:r>
+      <w:r>
+        <w:t xml:space="preserve"> </w:t>
+      </w:r>
+      <w:r>
+        <w:t xml:space="preserve">(ARK-499–517) — remaining dependency-cascade experiments (identity-provider / policy-registry failure modes); ARK-498 already covers networked dependency loss + recovery</w:t>
+      </w:r>
+    </w:p>
+    <w:p>
+      <w:pPr>
+        <w:numPr>
+          <w:ilvl w:val="0"/>
+          <w:numId w:val="1019"/>
+        </w:numPr>
+        <w:pStyle w:val="Compact"/>
+      </w:pPr>
+      <w:r>
         <w:t xml:space="preserve">⏳</w:t>
       </w:r>
       <w:r>
@@ -8282,7 +8588,7 @@
         <w:t xml:space="preserve"> </w:t>
       </w:r>
       <w:r>
-        <w:t xml:space="preserve">3.0 (2026-07-18)</w:t>
+        <w:t xml:space="preserve">3.1 (2026-07-20)</w:t>
       </w:r>
       <w:r>
         <w:t xml:space="preserve"> </w:t>
@@ -8314,12 +8620,12 @@
         <w:t xml:space="preserve"> </w:t>
       </w:r>
       <w:r>
-        <w:t xml:space="preserve">P02 complete (10/10 experiments PASS, all published); ARK-486 cost-model corrected</w:t>
-      </w:r>
-    </w:p>
-    <w:bookmarkEnd w:id="60"/>
-    <w:bookmarkEnd w:id="61"/>
+        <w:t xml:space="preserve">ARK-493–498 Enterprise Agent Boundary Testbed complete (6/6 PASS, 161 scored cases, 0 enforcement leaks, GATE-STOP not triggered)</w:t>
+      </w:r>
+    </w:p>
     <w:bookmarkEnd w:id="62"/>
+    <w:bookmarkEnd w:id="63"/>
+    <w:bookmarkEnd w:id="64"/>
     <w:sectPr/>
   </w:body>
 </w:document>
@@ -8672,11 +8978,11 @@
       </w:pPr>
     </w:lvl>
   </w:abstractNum>
-  <w:abstractNum w:abstractNumId="99414">
-    <w:nsid w:val="A99414"/>
+  <w:abstractNum w:abstractNumId="99415">
+    <w:nsid w:val="A99415"/>
     <w:multiLevelType w:val="multilevel"/>
     <w:lvl w:ilvl="0">
-      <w:start w:val="4"/>
+      <w:start w:val="5"/>
       <w:numFmt w:val="decimal"/>
       <w:lvlText w:val="%1."/>
       <w:lvlJc w:val="left"/>
@@ -8685,7 +8991,7 @@
       </w:pPr>
     </w:lvl>
     <w:lvl w:ilvl="1">
-      <w:start w:val="4"/>
+      <w:start w:val="5"/>
       <w:numFmt w:val="decimal"/>
       <w:lvlText w:val="%2."/>
       <w:lvlJc w:val="left"/>
@@ -8694,7 +9000,7 @@
       </w:pPr>
     </w:lvl>
     <w:lvl w:ilvl="2">
-      <w:start w:val="4"/>
+      <w:start w:val="5"/>
       <w:numFmt w:val="decimal"/>
       <w:lvlText w:val="%3."/>
       <w:lvlJc w:val="left"/>
@@ -8703,7 +9009,7 @@
       </w:pPr>
     </w:lvl>
     <w:lvl w:ilvl="3">
-      <w:start w:val="4"/>
+      <w:start w:val="5"/>
       <w:numFmt w:val="decimal"/>
       <w:lvlText w:val="%4."/>
       <w:lvlJc w:val="left"/>
@@ -8712,7 +9018,7 @@
       </w:pPr>
     </w:lvl>
     <w:lvl w:ilvl="4">
-      <w:start w:val="4"/>
+      <w:start w:val="5"/>
       <w:numFmt w:val="decimal"/>
       <w:lvlText w:val="%5."/>
       <w:lvlJc w:val="left"/>
@@ -8721,7 +9027,7 @@
       </w:pPr>
     </w:lvl>
     <w:lvl w:ilvl="5">
-      <w:start w:val="4"/>
+      <w:start w:val="5"/>
       <w:numFmt w:val="decimal"/>
       <w:lvlText w:val="%6."/>
       <w:lvlJc w:val="left"/>
@@ -8730,7 +9036,7 @@
       </w:pPr>
     </w:lvl>
     <w:lvl w:ilvl="6">
-      <w:start w:val="4"/>
+      <w:start w:val="5"/>
       <w:numFmt w:val="decimal"/>
       <w:lvlText w:val="%7."/>
       <w:lvlJc w:val="left"/>
@@ -8739,7 +9045,7 @@
       </w:pPr>
     </w:lvl>
     <w:lvl w:ilvl="7">
-      <w:start w:val="4"/>
+      <w:start w:val="5"/>
       <w:numFmt w:val="decimal"/>
       <w:lvlText w:val="%8."/>
       <w:lvlJc w:val="left"/>
@@ -8748,7 +9054,7 @@
       </w:pPr>
     </w:lvl>
     <w:lvl w:ilvl="8">
-      <w:start w:val="4"/>
+      <w:start w:val="5"/>
       <w:numFmt w:val="decimal"/>
       <w:lvlText w:val="%9."/>
       <w:lvlJc w:val="left"/>
@@ -8806,6 +9112,9 @@
     <w:abstractNumId w:val="991"/>
   </w:num>
   <w:num w:numId="1016">
+    <w:abstractNumId w:val="991"/>
+  </w:num>
+  <w:num w:numId="1017">
     <w:abstractNumId w:val="99411"/>
     <w:lvlOverride w:ilvl="0">
       <w:startOverride w:val="1"/>
@@ -8835,7 +9144,7 @@
       <w:startOverride w:val="1"/>
     </w:lvlOverride>
   </w:num>
-  <w:num w:numId="1017">
+  <w:num w:numId="1018">
     <w:abstractNumId w:val="99413"/>
     <w:lvlOverride w:ilvl="0">
       <w:startOverride w:val="3"/>
@@ -8865,34 +9174,34 @@
       <w:startOverride w:val="3"/>
     </w:lvlOverride>
   </w:num>
-  <w:num w:numId="1018">
-    <w:abstractNumId w:val="99414"/>
+  <w:num w:numId="1019">
+    <w:abstractNumId w:val="99415"/>
     <w:lvlOverride w:ilvl="0">
-      <w:startOverride w:val="4"/>
+      <w:startOverride w:val="5"/>
     </w:lvlOverride>
     <w:lvlOverride w:ilvl="1">
-      <w:startOverride w:val="4"/>
+      <w:startOverride w:val="5"/>
     </w:lvlOverride>
     <w:lvlOverride w:ilvl="2">
-      <w:startOverride w:val="4"/>
+      <w:startOverride w:val="5"/>
     </w:lvlOverride>
     <w:lvlOverride w:ilvl="3">
-      <w:startOverride w:val="4"/>
+      <w:startOverride w:val="5"/>
     </w:lvlOverride>
     <w:lvlOverride w:ilvl="4">
-      <w:startOverride w:val="4"/>
+      <w:startOverride w:val="5"/>
     </w:lvlOverride>
     <w:lvlOverride w:ilvl="5">
-      <w:startOverride w:val="4"/>
+      <w:startOverride w:val="5"/>
     </w:lvlOverride>
     <w:lvlOverride w:ilvl="6">
-      <w:startOverride w:val="4"/>
+      <w:startOverride w:val="5"/>
     </w:lvlOverride>
     <w:lvlOverride w:ilvl="7">
-      <w:startOverride w:val="4"/>
+      <w:startOverride w:val="5"/>
     </w:lvlOverride>
     <w:lvlOverride w:ilvl="8">
-      <w:startOverride w:val="4"/>
+      <w:startOverride w:val="5"/>
     </w:lvlOverride>
   </w:num>
 </w:numbering>
